--- a/daily-reports/2026-09-09/report.docx
+++ b/daily-reports/2026-09-09/report.docx
@@ -28,28 +28,28 @@
         <w:pStyle w:val="Heading2"/>
       </w:pPr>
       <w:r>
-        <w:t>1. ashemag/human-atlas  ⭐ 2,552</w:t>
+        <w:t>1. ashemag/human-atlas  ⭐ 2,557</w:t>
       </w:r>
     </w:p>
     <w:p>
       <w:r>
-        <w:t>语言：TypeScript ｜ Stars：2,552 ｜ Forks：646</w:t>
+        <w:t>语言：TypeScript ｜ Stars：2,557 ｜ Forks：647</w:t>
         <w:br/>
       </w:r>
       <w:r>
-        <w:t>这是什么：这是一个开源的3D人体解剖学浏览器，包含2234个可选择的3D模型部件，支持系统分层查看、搜索和爆炸视图功能。</w:t>
+        <w:t>这是什么：这是一个开源的3D人体解剖浏览器，包含2234个可选择的3D模型，支持按系统分层查看、搜索和爆炸视图等功能。</w:t>
         <w:br/>
       </w:r>
       <w:r>
-        <w:t>能用来做什么：你可以用它来直观地探索人体结构，比如查看骨骼、肌肉或器官的3D模型，并了解它们之间的位置关系。</w:t>
+        <w:t>能用来做什么：你可以用它来探索人体结构，比如查看骨骼、肌肉或器官的3D形态，适合医学学习或科普展示。</w:t>
         <w:br/>
       </w:r>
       <w:r>
-        <w:t>适用领域：医学教育、生物学习、健康科普</w:t>
+        <w:t>适用领域：医学教育、生物科普、健康医疗</w:t>
         <w:br/>
       </w:r>
       <w:r>
-        <w:t>对新手有什么帮助：对于零基础的新手，这是一个绝佳的互动学习工具，无需专业知识就能轻松浏览人体结构，比看静态图片更直观有趣。</w:t>
+        <w:t>对新手有什么帮助：对于零基础的新手，这是一个直观了解人体构造的绝佳工具，无需专业知识就能轻松浏览3D模型。</w:t>
         <w:br/>
       </w:r>
       <w:r>
@@ -61,20 +61,20 @@
         <w:pStyle w:val="Heading2"/>
       </w:pPr>
       <w:r>
-        <w:t>2. Albert-Weasker/niubigeo  ⭐ 2,182</w:t>
+        <w:t>2. Albert-Weasker/niubigeo  ⭐ 2,183</w:t>
       </w:r>
     </w:p>
     <w:p>
       <w:r>
-        <w:t>语言：TypeScript ｜ Stars：2,182 ｜ Forks：69</w:t>
+        <w:t>语言：TypeScript ｜ Stars：2,183 ｜ Forks：69</w:t>
         <w:br/>
       </w:r>
       <w:r>
-        <w:t>这是什么：这是一个开源的AI工具，用于生成品牌可见度和竞争对手分析报告。</w:t>
+        <w:t>这是什么：这是一个开源工具，用于生成AI品牌可见度和竞争对手分析报告。</w:t>
         <w:br/>
       </w:r>
       <w:r>
-        <w:t>能用来做什么：你可以用它来监控你的品牌在网上的曝光情况，并分析竞争对手的表现，从而制定更好的营销策略。</w:t>
+        <w:t>能用来做什么：你可以用它来监控自己的品牌在AI领域的曝光情况，并分析竞争对手的动态。</w:t>
         <w:br/>
       </w:r>
       <w:r>
@@ -82,7 +82,7 @@
         <w:br/>
       </w:r>
       <w:r>
-        <w:t>对新手有什么帮助：对于新手创业者或市场人员，这个工具可以帮你自动化收集数据并生成报告，节省大量时间，让你更专注于决策。</w:t>
+        <w:t>对新手有什么帮助：对于新手，这个工具可以帮助你快速了解品牌分析的基本流程，无需复杂的数据处理技能。</w:t>
         <w:br/>
       </w:r>
       <w:r>
@@ -94,28 +94,28 @@
         <w:pStyle w:val="Heading2"/>
       </w:pPr>
       <w:r>
-        <w:t>3. Rion-Wu-tech/wechat-intelligence-hub  ⭐ 1,953</w:t>
+        <w:t>3. Rion-Wu-tech/wechat-intelligence-hub  ⭐ 1,957</w:t>
       </w:r>
     </w:p>
     <w:p>
       <w:r>
-        <w:t>语言：Python ｜ Stars：1,953 ｜ Forks：2,522</w:t>
+        <w:t>语言：Python ｜ Stars：1,957 ｜ Forks：2,523</w:t>
         <w:br/>
       </w:r>
       <w:r>
-        <w:t>这是什么：这是一个本地优先的微信智能系统，提供只读命令行界面、可搜索的聊天记录、每日简报、跟进提醒和机会追踪功能。</w:t>
+        <w:t>这是什么：这是一个本地优先的微信智能系统，提供只读命令行界面、可搜索的聊天记录、每日简报、跟进和机会追踪等功能。</w:t>
         <w:br/>
       </w:r>
       <w:r>
-        <w:t>能用来做什么：你可以用它来管理微信聊天记录，搜索历史消息，并设置每日简报和跟进提醒，帮助你抓住商业机会。</w:t>
+        <w:t>能用来做什么：你可以用它来管理微信聊天记录，生成每日摘要，并追踪重要联系人或商业机会。</w:t>
         <w:br/>
       </w:r>
       <w:r>
-        <w:t>适用领域：个人知识管理、客户关系管理、信息检索</w:t>
+        <w:t>适用领域：个人助理、客户关系管理、信息管理</w:t>
         <w:br/>
       </w:r>
       <w:r>
-        <w:t>对新手有什么帮助：对于经常使用微信处理工作或商务沟通的新手，这个工具能帮你高效整理信息，避免遗漏重要事项，提升工作效率。</w:t>
+        <w:t>对新手有什么帮助：对于新手，这个项目展示了如何用Python构建一个实用的本地工具，适合学习命令行应用和数据处理。</w:t>
         <w:br/>
       </w:r>
       <w:r>
@@ -127,28 +127,28 @@
         <w:pStyle w:val="Heading2"/>
       </w:pPr>
       <w:r>
-        <w:t>4. EverettFish/holo-card-studio  ⭐ 1,161</w:t>
+        <w:t>4. EverettFish/holo-card-studio  ⭐ 1,165</w:t>
       </w:r>
     </w:p>
     <w:p>
       <w:r>
-        <w:t>语言：Python ｜ Stars：1,161 ｜ Forks：175</w:t>
+        <w:t>语言：Python ｜ Stars：1,165 ｜ Forks：175</w:t>
         <w:br/>
       </w:r>
       <w:r>
-        <w:t>这是什么：这个工具可以将你的文字描述或上传的参考图转换为一个可编辑的Blender卡片，并生成一个交互式的Three.js网页。</w:t>
+        <w:t>这是什么：这个工具能将你的描述或上传的参考图转换成可编辑的Blender卡片，并生成一个交互式的Three.js网页。</w:t>
         <w:br/>
       </w:r>
       <w:r>
-        <w:t>能用来做什么：你可以用它来快速创建3D卡片或海报，并在线展示，适合制作贺卡、宣传卡片等。</w:t>
+        <w:t>能用来做什么：你可以用它来快速创建3D卡片或宣传物料，并嵌入到网页中展示。</w:t>
         <w:br/>
       </w:r>
       <w:r>
-        <w:t>适用领域：3D设计、创意设计、网页开发</w:t>
+        <w:t>适用领域：3D设计、网页开发、创意设计</w:t>
         <w:br/>
       </w:r>
       <w:r>
-        <w:t>对新手有什么帮助：对于想尝试3D设计的新手，这个工具简化了建模过程，你只需描述想法就能得到模型，并学习如何将3D内容嵌入网页。</w:t>
+        <w:t>对新手有什么帮助：对于新手，这个项目是学习3D建模和网页交互的好例子，无需从零开始就能生成专业效果。</w:t>
         <w:br/>
       </w:r>
       <w:r>
@@ -160,28 +160,28 @@
         <w:pStyle w:val="Heading2"/>
       </w:pPr>
       <w:r>
-        <w:t>5. vinzdg/codenotch  ⭐ 1,137</w:t>
+        <w:t>5. vinzdg/codenotch  ⭐ 1,141</w:t>
       </w:r>
     </w:p>
     <w:p>
       <w:r>
-        <w:t>语言：Swift ｜ Stars：1,137 ｜ Forks：185</w:t>
+        <w:t>语言：Swift ｜ Stars：1,141 ｜ Forks：185</w:t>
         <w:br/>
       </w:r>
       <w:r>
-        <w:t>这是什么：这是一个macOS应用，可以将Claude Code、Cursor、Codex和Antigravity等工具的使用限额显示在屏幕边缘。</w:t>
+        <w:t>这是什么：这是一个macOS应用，可以将Claude Code、Cursor、Codex和Antigravity等工具的使用限额固定在屏幕边缘，方便随时查看。</w:t>
         <w:br/>
       </w:r>
       <w:r>
-        <w:t>能用来做什么：你可以用它来实时监控AI编程工具的使用量，避免超出免费额度。</w:t>
+        <w:t>能用来做什么：你可以用它来监控AI编程工具的使用量，避免超出配额。</w:t>
         <w:br/>
       </w:r>
       <w:r>
-        <w:t>适用领域：软件开发、AI工具管理、个人效率</w:t>
+        <w:t>适用领域：软件开发、AI工具管理、效率工具</w:t>
         <w:br/>
       </w:r>
       <w:r>
-        <w:t>对新手有什么帮助：对于使用AI编程助手的新手，这个工具能帮你直观地了解使用情况，避免意外产生费用，让你更安心地学习编程。</w:t>
+        <w:t>对新手有什么帮助：对于新手，这个项目展示了如何用Swift开发macOS应用，并集成第三方工具的状态监控。</w:t>
         <w:br/>
       </w:r>
       <w:r>
@@ -212,7 +212,7 @@
         <w:t>Muse – Meta’s personal AI agent</w:t>
       </w:r>
       <w:r>
-        <w:t>（👍 423）</w:t>
+        <w:t>（👍 440）</w:t>
       </w:r>
       <w:r>
         <w:br/>
@@ -220,7 +220,7 @@
       </w:r>
       <w:r>
         <w:br/>
-        <w:t>摘要：Meta 发布了其个人 AI 代理 Muse，旨在提供个性化助手服务，值得关注因为它展示了科技巨头在 AI 代理领域的最新布局。</w:t>
+        <w:t>摘要：Meta发布了其个人AI代理产品Muse，旨在通过个性化交互提升用户体验，值得关注因为它代表了Meta在AI助手领域的最新布局。</w:t>
       </w:r>
     </w:p>
     <w:p>
@@ -231,7 +231,7 @@
         <w:t>Tao: Open math problems being non-renewably mined by AI</w:t>
       </w:r>
       <w:r>
-        <w:t>（👍 281）</w:t>
+        <w:t>（👍 293）</w:t>
       </w:r>
       <w:r>
         <w:br/>
@@ -239,7 +239,7 @@
       </w:r>
       <w:r>
         <w:br/>
-        <w:t>摘要：数学家陶哲轩指出，开放数学问题正被 AI 以不可再生的方式消耗，这一观点引发了对 AI 在数学研究中角色和资源可持续性的讨论。</w:t>
+        <w:t>摘要：数学家陶哲轩指出，开放数学问题正被AI以不可持续的方式“开采”，这一观点引发了对AI在数学研究中应用边界的讨论。</w:t>
       </w:r>
     </w:p>
     <w:p>
@@ -263,7 +263,7 @@
       </w:r>
       <w:r>
         <w:br/>
-        <w:t>摘要：一项新研究提出 TANGO 模型，用于在杂乱环境中实现人形机器人导航，结合了全身视觉-语言-动作模型，对机器人自主移动技术的发展有重要意义。</w:t>
+        <w:t>摘要：一项新研究提出TANGO模型，结合全身视觉-语言-动作模型，使类人机器人在杂乱环境中实现导航，展示了AI在机器人控制领域的进展。</w:t>
       </w:r>
     </w:p>
     <w:p>
@@ -287,7 +287,7 @@
       </w:r>
       <w:r>
         <w:br/>
-        <w:t>摘要：有报道称，有人使用 GPT-6 进行 3D 内容生成，消耗大量 token 以换取一次全体重置，反映了 AI 在创意生成领域的应用和成本考量。</w:t>
+        <w:t>摘要：有用户使用GPT-6进行3D建模，通过消耗大量token实现了“全体重置”效果，这一行为引发了对AI计算资源消耗和创意应用的关注。</w:t>
       </w:r>
     </w:p>
     <w:p>
@@ -311,7 +311,7 @@
       </w:r>
       <w:r>
         <w:br/>
-        <w:t>摘要：据报道，GPT-Image-2.5 刚刚发布，这一新版本可能带来图像生成能力的提升，值得关注其在视觉内容创作中的潜在影响。</w:t>
+        <w:t>摘要：OpenAI发布了GPT-Image-2.5，这是图像生成模型的重大更新，预计将提升图像质量和生成能力，值得AI社区关注。</w:t>
       </w:r>
     </w:p>
     <w:sectPr>
